--- a/docs/pdf-assets/火巡智策_3.1感知层与3.2理解层_初稿.docx
+++ b/docs/pdf-assets/火巡智策_3.1感知层与3.2理解层_初稿.docx
@@ -194,7 +194,7 @@
     </w:p>
     <w:p>
       <w:pPr>
-        <w:spacing w:after="60" w:line="312"/>
+        <w:spacing w:after="40" w:line="312"/>
         <w:ind w:firstLine="480"/>
         <w:jc w:val="both"/>
       </w:pPr>
@@ -207,7 +207,323 @@
           <w:sz w:val="24"/>
           <w:szCs w:val="24"/>
         </w:rPr>
-        <w:t xml:space="preserve">模型职责仅为火焰与烟雾两类目标检测，输出类别、检测框与置信度；真实火场面积、增长率与调度方案由后续层计算。论文完整训练设置下：D-Fire mAP@50 81.3±0.18%、mAP@50:95 53.7±0.22%；自建 CQ-Fire 88.6±0.21%、70.4±0.26%；参数量 7.8M；RTX 4090、batch=1、FP32 条件 145 FPS（桌面实测值，不代表机载端速度）。</w:t>
+        <w:t xml:space="preserve">模型职责仅为火焰与烟雾两类目标检测，输出类别、检测框与置信度；真实火场面积、增长率与调度方案由后续层计算。模型参数量 7.8M，论文完整训练设置下在两个数据集上的精度指标如下表所示（推理速度为 RTX 4090、batch=1、FP32 桌面实测条件，不代表无人机机载端部署速度）：</w:t>
+      </w:r>
+    </w:p>
+    <w:p>
+      <w:pPr>
+        <w:keepNext/>
+        <w:spacing w:after="80" w:before="160"/>
+        <w:jc w:val="center"/>
+      </w:pPr>
+      <w:r>
+        <w:rPr>
+          <w:rFonts w:ascii="Times New Roman" w:eastAsia="SimSun"/>
+          <w:b/>
+          <w:bCs/>
+          <w:color w:val="000000"/>
+          <w:sz w:val="21"/>
+          <w:szCs w:val="21"/>
+        </w:rPr>
+        <w:t xml:space="preserve">表 3-1  PWM-Net 在公开数据集上的检测精度（三轮训练均值±标准差）</w:t>
+      </w:r>
+    </w:p>
+    <w:tbl>
+      <w:tblPr>
+        <w:tblW w:type="pct" w:w="100%"/>
+        <w:tblBorders>
+          <w:top w:val="single" w:color="8fa3b8" w:sz="4"/>
+          <w:left w:val="none"/>
+          <w:bottom w:val="single" w:color="8fa3b8" w:sz="4"/>
+          <w:right w:val="none"/>
+          <w:insideH w:val="single" w:color="d5dde5" w:sz="2"/>
+          <w:insideV w:val="none"/>
+        </w:tblBorders>
+      </w:tblPr>
+      <w:tblGrid>
+        <w:gridCol w:w="100"/>
+        <w:gridCol w:w="100"/>
+        <w:gridCol w:w="100"/>
+      </w:tblGrid>
+      <w:tr>
+        <w:trPr>
+          <w:cantSplit/>
+          <w:tblHeader/>
+        </w:trPr>
+        <w:tc>
+          <w:tcPr>
+            <w:tcW w:type="pct" w:w="40%"/>
+            <w:shd w:fill="eef3f8" w:val="clear"/>
+            <w:tcMar>
+              <w:top w:type="dxa" w:w="70"/>
+              <w:left w:type="dxa" w:w="130"/>
+              <w:bottom w:type="dxa" w:w="70"/>
+              <w:right w:type="dxa" w:w="130"/>
+            </w:tcMar>
+          </w:tcPr>
+          <w:p>
+            <w:pPr>
+              <w:spacing w:line="312"/>
+            </w:pPr>
+            <w:r>
+              <w:rPr>
+                <w:rFonts w:ascii="Times New Roman" w:eastAsia="SimSun"/>
+                <w:b/>
+                <w:bCs/>
+                <w:color w:val="000000"/>
+                <w:sz w:val="21"/>
+                <w:szCs w:val="21"/>
+              </w:rPr>
+              <w:t xml:space="preserve">评测数据集</w:t>
+            </w:r>
+          </w:p>
+        </w:tc>
+        <w:tc>
+          <w:tcPr>
+            <w:tcW w:type="pct" w:w="30%"/>
+            <w:shd w:fill="eef3f8" w:val="clear"/>
+            <w:tcMar>
+              <w:top w:type="dxa" w:w="70"/>
+              <w:left w:type="dxa" w:w="130"/>
+              <w:bottom w:type="dxa" w:w="70"/>
+              <w:right w:type="dxa" w:w="130"/>
+            </w:tcMar>
+          </w:tcPr>
+          <w:p>
+            <w:pPr>
+              <w:spacing w:line="312"/>
+            </w:pPr>
+            <w:r>
+              <w:rPr>
+                <w:rFonts w:ascii="Times New Roman" w:eastAsia="SimSun"/>
+                <w:b/>
+                <w:bCs/>
+                <w:color w:val="000000"/>
+                <w:sz w:val="21"/>
+                <w:szCs w:val="21"/>
+              </w:rPr>
+              <w:t xml:space="preserve">mAP@50</w:t>
+            </w:r>
+          </w:p>
+        </w:tc>
+        <w:tc>
+          <w:tcPr>
+            <w:tcW w:type="pct" w:w="30%"/>
+            <w:shd w:fill="eef3f8" w:val="clear"/>
+            <w:tcMar>
+              <w:top w:type="dxa" w:w="70"/>
+              <w:left w:type="dxa" w:w="130"/>
+              <w:bottom w:type="dxa" w:w="70"/>
+              <w:right w:type="dxa" w:w="130"/>
+            </w:tcMar>
+          </w:tcPr>
+          <w:p>
+            <w:pPr>
+              <w:spacing w:line="312"/>
+            </w:pPr>
+            <w:r>
+              <w:rPr>
+                <w:rFonts w:ascii="Times New Roman" w:eastAsia="SimSun"/>
+                <w:b/>
+                <w:bCs/>
+                <w:color w:val="000000"/>
+                <w:sz w:val="21"/>
+                <w:szCs w:val="21"/>
+              </w:rPr>
+              <w:t xml:space="preserve">mAP@50:95</w:t>
+            </w:r>
+          </w:p>
+        </w:tc>
+      </w:tr>
+      <w:tr>
+        <w:trPr>
+          <w:cantSplit/>
+        </w:trPr>
+        <w:tc>
+          <w:tcPr>
+            <w:tcW w:type="pct" w:w="40%"/>
+            <w:tcMar>
+              <w:top w:type="dxa" w:w="70"/>
+              <w:left w:type="dxa" w:w="130"/>
+              <w:bottom w:type="dxa" w:w="70"/>
+              <w:right w:type="dxa" w:w="130"/>
+            </w:tcMar>
+          </w:tcPr>
+          <w:p>
+            <w:pPr>
+              <w:spacing w:line="312"/>
+            </w:pPr>
+            <w:r>
+              <w:rPr>
+                <w:rFonts w:ascii="Times New Roman" w:eastAsia="SimSun"/>
+                <w:b w:val="false"/>
+                <w:bCs w:val="false"/>
+                <w:color w:val="000000"/>
+                <w:sz w:val="21"/>
+                <w:szCs w:val="21"/>
+              </w:rPr>
+              <w:t xml:space="preserve">D-Fire（公开数据集）</w:t>
+            </w:r>
+          </w:p>
+        </w:tc>
+        <w:tc>
+          <w:tcPr>
+            <w:tcW w:type="pct" w:w="30%"/>
+            <w:tcMar>
+              <w:top w:type="dxa" w:w="70"/>
+              <w:left w:type="dxa" w:w="130"/>
+              <w:bottom w:type="dxa" w:w="70"/>
+              <w:right w:type="dxa" w:w="130"/>
+            </w:tcMar>
+          </w:tcPr>
+          <w:p>
+            <w:pPr>
+              <w:spacing w:line="312"/>
+            </w:pPr>
+            <w:r>
+              <w:rPr>
+                <w:rFonts w:ascii="Times New Roman" w:eastAsia="SimSun"/>
+                <w:b w:val="false"/>
+                <w:bCs w:val="false"/>
+                <w:color w:val="000000"/>
+                <w:sz w:val="21"/>
+                <w:szCs w:val="21"/>
+              </w:rPr>
+              <w:t xml:space="preserve">81.3±0.18%</w:t>
+            </w:r>
+          </w:p>
+        </w:tc>
+        <w:tc>
+          <w:tcPr>
+            <w:tcW w:type="pct" w:w="30%"/>
+            <w:tcMar>
+              <w:top w:type="dxa" w:w="70"/>
+              <w:left w:type="dxa" w:w="130"/>
+              <w:bottom w:type="dxa" w:w="70"/>
+              <w:right w:type="dxa" w:w="130"/>
+            </w:tcMar>
+          </w:tcPr>
+          <w:p>
+            <w:pPr>
+              <w:spacing w:line="312"/>
+            </w:pPr>
+            <w:r>
+              <w:rPr>
+                <w:rFonts w:ascii="Times New Roman" w:eastAsia="SimSun"/>
+                <w:b w:val="false"/>
+                <w:bCs w:val="false"/>
+                <w:color w:val="000000"/>
+                <w:sz w:val="21"/>
+                <w:szCs w:val="21"/>
+              </w:rPr>
+              <w:t xml:space="preserve">53.7±0.22%</w:t>
+            </w:r>
+          </w:p>
+        </w:tc>
+      </w:tr>
+      <w:tr>
+        <w:trPr>
+          <w:cantSplit/>
+        </w:trPr>
+        <w:tc>
+          <w:tcPr>
+            <w:tcW w:type="pct" w:w="40%"/>
+            <w:tcMar>
+              <w:top w:type="dxa" w:w="70"/>
+              <w:left w:type="dxa" w:w="130"/>
+              <w:bottom w:type="dxa" w:w="70"/>
+              <w:right w:type="dxa" w:w="130"/>
+            </w:tcMar>
+          </w:tcPr>
+          <w:p>
+            <w:pPr>
+              <w:spacing w:line="312"/>
+            </w:pPr>
+            <w:r>
+              <w:rPr>
+                <w:rFonts w:ascii="Times New Roman" w:eastAsia="SimSun"/>
+                <w:b w:val="false"/>
+                <w:bCs w:val="false"/>
+                <w:color w:val="000000"/>
+                <w:sz w:val="21"/>
+                <w:szCs w:val="21"/>
+              </w:rPr>
+              <w:t xml:space="preserve">CQ-Fire（自建数据集）</w:t>
+            </w:r>
+          </w:p>
+        </w:tc>
+        <w:tc>
+          <w:tcPr>
+            <w:tcW w:type="pct" w:w="30%"/>
+            <w:tcMar>
+              <w:top w:type="dxa" w:w="70"/>
+              <w:left w:type="dxa" w:w="130"/>
+              <w:bottom w:type="dxa" w:w="70"/>
+              <w:right w:type="dxa" w:w="130"/>
+            </w:tcMar>
+          </w:tcPr>
+          <w:p>
+            <w:pPr>
+              <w:spacing w:line="312"/>
+            </w:pPr>
+            <w:r>
+              <w:rPr>
+                <w:rFonts w:ascii="Times New Roman" w:eastAsia="SimSun"/>
+                <w:b w:val="false"/>
+                <w:bCs w:val="false"/>
+                <w:color w:val="000000"/>
+                <w:sz w:val="21"/>
+                <w:szCs w:val="21"/>
+              </w:rPr>
+              <w:t xml:space="preserve">88.6±0.21%</w:t>
+            </w:r>
+          </w:p>
+        </w:tc>
+        <w:tc>
+          <w:tcPr>
+            <w:tcW w:type="pct" w:w="30%"/>
+            <w:tcMar>
+              <w:top w:type="dxa" w:w="70"/>
+              <w:left w:type="dxa" w:w="130"/>
+              <w:bottom w:type="dxa" w:w="70"/>
+              <w:right w:type="dxa" w:w="130"/>
+            </w:tcMar>
+          </w:tcPr>
+          <w:p>
+            <w:pPr>
+              <w:spacing w:line="312"/>
+            </w:pPr>
+            <w:r>
+              <w:rPr>
+                <w:rFonts w:ascii="Times New Roman" w:eastAsia="SimSun"/>
+                <w:b w:val="false"/>
+                <w:bCs w:val="false"/>
+                <w:color w:val="000000"/>
+                <w:sz w:val="21"/>
+                <w:szCs w:val="21"/>
+              </w:rPr>
+              <w:t xml:space="preserve">70.4±0.26%</w:t>
+            </w:r>
+          </w:p>
+        </w:tc>
+      </w:tr>
+    </w:tbl>
+    <w:p>
+      <w:pPr>
+        <w:spacing w:after="40" w:line="312"/>
+        <w:ind w:firstLine="480"/>
+        <w:jc w:val="both"/>
+      </w:pPr>
+      <w:r>
+        <w:rPr>
+          <w:rFonts w:ascii="Times New Roman" w:eastAsia="SimSun"/>
+          <w:b w:val="false"/>
+          <w:bCs w:val="false"/>
+          <w:color w:val="000000"/>
+          <w:sz w:val="24"/>
+          <w:szCs w:val="24"/>
+        </w:rPr>
+        <w:t xml:space="preserve">推理性能：RTX 4090、batch=1、FP32 条件下实测 145 FPS。上述结果为论文报告的完整训练设置产物；部署侧检测服务以独立进程接入，单帧推理延迟与调用状态经接口实时上报，前端如实展示。</w:t>
       </w:r>
     </w:p>
     <w:p>
@@ -258,7 +574,7 @@
     </w:p>
     <w:p>
       <w:pPr>
-        <w:spacing w:after="240" w:before="80" w:line="280"/>
+        <w:spacing w:after="240" w:before="80" w:line="312"/>
         <w:jc w:val="center"/>
       </w:pPr>
       <w:r>
@@ -310,7 +626,7 @@
     </w:p>
     <w:p>
       <w:pPr>
-        <w:spacing w:after="60" w:line="280"/>
+        <w:spacing w:after="60" w:line="312"/>
         <w:ind w:left="480"/>
         <w:jc w:val="left"/>
       </w:pPr>
@@ -326,7 +642,7 @@
     </w:p>
     <w:p>
       <w:pPr>
-        <w:spacing w:after="60" w:line="280"/>
+        <w:spacing w:after="60" w:line="312"/>
         <w:ind w:left="480"/>
         <w:jc w:val="left"/>
       </w:pPr>
@@ -342,7 +658,7 @@
     </w:p>
     <w:p>
       <w:pPr>
-        <w:spacing w:after="60" w:line="280"/>
+        <w:spacing w:after="60" w:line="312"/>
         <w:ind w:left="480"/>
         <w:jc w:val="left"/>
       </w:pPr>
@@ -358,7 +674,7 @@
     </w:p>
     <w:p>
       <w:pPr>
-        <w:spacing w:after="60" w:line="280"/>
+        <w:spacing w:after="60" w:line="312"/>
         <w:ind w:left="480"/>
         <w:jc w:val="left"/>
       </w:pPr>
@@ -420,7 +736,7 @@
     </w:p>
     <w:p>
       <w:pPr>
-        <w:spacing w:after="240" w:before="80" w:line="280"/>
+        <w:spacing w:after="240" w:before="80" w:line="312"/>
         <w:jc w:val="center"/>
       </w:pPr>
       <w:r>
@@ -678,7 +994,7 @@
     </w:p>
     <w:p>
       <w:pPr>
-        <w:spacing w:after="240" w:before="80" w:line="280"/>
+        <w:spacing w:after="240" w:before="80" w:line="312"/>
         <w:jc w:val="center"/>
       </w:pPr>
       <w:r>
